--- a/methodical-guidelines/students/Модуль 1. Проект.docx
+++ b/methodical-guidelines/students/Модуль 1. Проект.docx
@@ -2145,17 +2145,24 @@
           <w:rFonts w:ascii="Times New Roman" w:hAnsi="Times New Roman" w:cs="Times New Roman"/>
           <w:sz w:val="24"/>
           <w:szCs w:val="24"/>
-          <w:lang w:val="en-US"/>
-        </w:rPr>
-      </w:pPr>
-      <w:r>
-        <w:rPr>
-          <w:rFonts w:ascii="Times New Roman" w:hAnsi="Times New Roman" w:cs="Times New Roman"/>
-          <w:sz w:val="24"/>
-          <w:szCs w:val="24"/>
-          <w:lang w:val="en-US"/>
-        </w:rPr>
-        <w:t xml:space="preserve">    "</w:t>
+        </w:rPr>
+      </w:pPr>
+      <w:r>
+        <w:rPr>
+          <w:rFonts w:ascii="Times New Roman" w:hAnsi="Times New Roman" w:cs="Times New Roman"/>
+          <w:sz w:val="24"/>
+          <w:szCs w:val="24"/>
+          <w:lang w:val="en-US"/>
+        </w:rPr>
+        <w:t xml:space="preserve">    </w:t>
+      </w:r>
+      <w:r>
+        <w:rPr>
+          <w:rFonts w:ascii="Times New Roman" w:hAnsi="Times New Roman" w:cs="Times New Roman"/>
+          <w:sz w:val="24"/>
+          <w:szCs w:val="24"/>
+        </w:rPr>
+        <w:t>"</w:t>
       </w:r>
       <w:proofErr w:type="spellStart"/>
       <w:proofErr w:type="gramStart"/>
@@ -2168,15 +2175,25 @@
         </w:rPr>
         <w:t>max</w:t>
       </w:r>
+      <w:proofErr w:type="spellEnd"/>
       <w:proofErr w:type="gramEnd"/>
       <w:r>
         <w:rPr>
           <w:rFonts w:ascii="Times New Roman" w:hAnsi="Times New Roman" w:cs="Times New Roman"/>
           <w:sz w:val="24"/>
           <w:szCs w:val="24"/>
-          <w:lang w:val="en-US"/>
-        </w:rPr>
-        <w:t>_retries</w:t>
+        </w:rPr>
+        <w:t>_</w:t>
+      </w:r>
+      <w:proofErr w:type="spellStart"/>
+      <w:r>
+        <w:rPr>
+          <w:rFonts w:ascii="Times New Roman" w:hAnsi="Times New Roman" w:cs="Times New Roman"/>
+          <w:sz w:val="24"/>
+          <w:szCs w:val="24"/>
+          <w:lang w:val="en-US"/>
+        </w:rPr>
+        <w:t>retries</w:t>
       </w:r>
       <w:proofErr w:type="spellEnd"/>
       <w:r>
@@ -2184,7 +2201,6 @@
           <w:rFonts w:ascii="Times New Roman" w:hAnsi="Times New Roman" w:cs="Times New Roman"/>
           <w:sz w:val="24"/>
           <w:szCs w:val="24"/>
-          <w:lang w:val="en-US"/>
         </w:rPr>
         <w:t>": 3,</w:t>
       </w:r>
@@ -2202,7 +2218,6 @@
           <w:rFonts w:ascii="Times New Roman" w:hAnsi="Times New Roman" w:cs="Times New Roman"/>
           <w:sz w:val="24"/>
           <w:szCs w:val="24"/>
-          <w:lang w:val="en-US"/>
         </w:rPr>
         <w:t xml:space="preserve">    </w:t>
       </w:r>
@@ -4066,8 +4081,17 @@
           <w:rFonts w:ascii="Times New Roman" w:hAnsi="Times New Roman" w:cs="Times New Roman"/>
           <w:sz w:val="24"/>
           <w:szCs w:val="24"/>
-        </w:rPr>
-        <w:t xml:space="preserve"> Тестирование</w:t>
+          <w:lang w:val="en-US"/>
+        </w:rPr>
+        <w:t xml:space="preserve"> </w:t>
+      </w:r>
+      <w:r>
+        <w:rPr>
+          <w:rFonts w:ascii="Times New Roman" w:hAnsi="Times New Roman" w:cs="Times New Roman"/>
+          <w:sz w:val="24"/>
+          <w:szCs w:val="24"/>
+        </w:rPr>
+        <w:t>Тестирование</w:t>
       </w:r>
     </w:p>
     <w:p>
@@ -4690,26 +4714,18 @@
           <w:rFonts w:ascii="Times New Roman" w:hAnsi="Times New Roman" w:cs="Times New Roman"/>
           <w:sz w:val="24"/>
           <w:szCs w:val="24"/>
-        </w:rPr>
-      </w:pPr>
-      <w:proofErr w:type="spellStart"/>
+          <w:lang w:val="en-US"/>
+        </w:rPr>
+      </w:pPr>
       <w:proofErr w:type="gramStart"/>
       <w:r>
         <w:rPr>
           <w:rFonts w:ascii="Times New Roman" w:hAnsi="Times New Roman" w:cs="Times New Roman"/>
           <w:sz w:val="24"/>
           <w:szCs w:val="24"/>
-        </w:rPr>
-        <w:t>print</w:t>
-      </w:r>
-      <w:proofErr w:type="spellEnd"/>
-      <w:r>
-        <w:rPr>
-          <w:rFonts w:ascii="Times New Roman" w:hAnsi="Times New Roman" w:cs="Times New Roman"/>
-          <w:sz w:val="24"/>
-          <w:szCs w:val="24"/>
-        </w:rPr>
-        <w:t>(</w:t>
+          <w:lang w:val="en-US"/>
+        </w:rPr>
+        <w:t>print(</w:t>
       </w:r>
       <w:proofErr w:type="gramEnd"/>
       <w:r>
@@ -4717,8 +4733,60 @@
           <w:rFonts w:ascii="Times New Roman" w:hAnsi="Times New Roman" w:cs="Times New Roman"/>
           <w:sz w:val="24"/>
           <w:szCs w:val="24"/>
-        </w:rPr>
-        <w:t>"=== Сценарий 1: Мультимодальная обработка ===")</w:t>
+          <w:lang w:val="en-US"/>
+        </w:rPr>
+        <w:t xml:space="preserve">"=== </w:t>
+      </w:r>
+      <w:r>
+        <w:rPr>
+          <w:rFonts w:ascii="Times New Roman" w:hAnsi="Times New Roman" w:cs="Times New Roman"/>
+          <w:sz w:val="24"/>
+          <w:szCs w:val="24"/>
+        </w:rPr>
+        <w:t>Сценарий</w:t>
+      </w:r>
+      <w:r>
+        <w:rPr>
+          <w:rFonts w:ascii="Times New Roman" w:hAnsi="Times New Roman" w:cs="Times New Roman"/>
+          <w:sz w:val="24"/>
+          <w:szCs w:val="24"/>
+          <w:lang w:val="en-US"/>
+        </w:rPr>
+        <w:t xml:space="preserve"> 1: </w:t>
+      </w:r>
+      <w:r>
+        <w:rPr>
+          <w:rFonts w:ascii="Times New Roman" w:hAnsi="Times New Roman" w:cs="Times New Roman"/>
+          <w:sz w:val="24"/>
+          <w:szCs w:val="24"/>
+        </w:rPr>
+        <w:t>Мультимодальная</w:t>
+      </w:r>
+      <w:r>
+        <w:rPr>
+          <w:rFonts w:ascii="Times New Roman" w:hAnsi="Times New Roman" w:cs="Times New Roman"/>
+          <w:sz w:val="24"/>
+          <w:szCs w:val="24"/>
+          <w:lang w:val="en-US"/>
+        </w:rPr>
+        <w:t xml:space="preserve"> </w:t>
+      </w:r>
+      <w:r>
+        <w:rPr>
+          <w:rFonts w:ascii="Times New Roman" w:hAnsi="Times New Roman" w:cs="Times New Roman"/>
+          <w:sz w:val="24"/>
+          <w:szCs w:val="24"/>
+        </w:rPr>
+        <w:t>обработка</w:t>
+      </w:r>
+      <w:r>
+        <w:rPr>
+          <w:rFonts w:ascii="Times New Roman" w:hAnsi="Times New Roman" w:cs="Times New Roman"/>
+          <w:sz w:val="24"/>
+          <w:szCs w:val="24"/>
+          <w:lang w:val="en-US"/>
+        </w:rPr>
+        <w:t xml:space="preserve"> ===")</w:t>
       </w:r>
     </w:p>
     <w:p>
@@ -6121,6 +6189,7 @@
           <w:rFonts w:ascii="Times New Roman" w:hAnsi="Times New Roman" w:cs="Times New Roman"/>
           <w:sz w:val="24"/>
           <w:szCs w:val="24"/>
+          <w:lang w:val="en-US"/>
         </w:rPr>
         <w:t xml:space="preserve">    </w:t>
       </w:r>
@@ -7603,6 +7672,7 @@
           <w:rFonts w:ascii="Times New Roman" w:hAnsi="Times New Roman" w:cs="Times New Roman"/>
           <w:sz w:val="24"/>
           <w:szCs w:val="24"/>
+          <w:lang w:val="en-US"/>
         </w:rPr>
       </w:pPr>
     </w:p>
@@ -8926,25 +8996,15 @@
           <w:sz w:val="24"/>
           <w:szCs w:val="24"/>
         </w:rPr>
-        <w:t>Источник кейса: ООО «</w:t>
-      </w:r>
-      <w:proofErr w:type="spellStart"/>
-      <w:r>
-        <w:rPr>
-          <w:rFonts w:ascii="Times New Roman" w:hAnsi="Times New Roman" w:cs="Times New Roman"/>
-          <w:sz w:val="24"/>
-          <w:szCs w:val="24"/>
-        </w:rPr>
-        <w:t>МедРокет</w:t>
-      </w:r>
-      <w:proofErr w:type="spellEnd"/>
-      <w:r>
-        <w:rPr>
-          <w:rFonts w:ascii="Times New Roman" w:hAnsi="Times New Roman" w:cs="Times New Roman"/>
-          <w:sz w:val="24"/>
-          <w:szCs w:val="24"/>
-        </w:rPr>
-        <w:t>»</w:t>
+        <w:t xml:space="preserve">Источник кейса: </w:t>
+      </w:r>
+      <w:r>
+        <w:rPr>
+          <w:rFonts w:ascii="Times New Roman" w:hAnsi="Times New Roman" w:cs="Times New Roman"/>
+          <w:sz w:val="24"/>
+          <w:szCs w:val="24"/>
+        </w:rPr>
+        <w:t>Индустриальный партнер</w:t>
       </w:r>
     </w:p>
     <w:p>
@@ -9314,15 +9374,42 @@
           <w:rFonts w:ascii="Times New Roman" w:hAnsi="Times New Roman" w:cs="Times New Roman"/>
           <w:sz w:val="24"/>
           <w:szCs w:val="24"/>
-        </w:rPr>
-      </w:pPr>
-      <w:r>
-        <w:rPr>
-          <w:rFonts w:ascii="Times New Roman" w:hAnsi="Times New Roman" w:cs="Times New Roman"/>
-          <w:sz w:val="24"/>
-          <w:szCs w:val="24"/>
-        </w:rPr>
-        <w:t>Пример реализации:</w:t>
+          <w:lang w:val="en-US"/>
+        </w:rPr>
+      </w:pPr>
+      <w:r>
+        <w:rPr>
+          <w:rFonts w:ascii="Times New Roman" w:hAnsi="Times New Roman" w:cs="Times New Roman"/>
+          <w:sz w:val="24"/>
+          <w:szCs w:val="24"/>
+        </w:rPr>
+        <w:t>Пример</w:t>
+      </w:r>
+      <w:r>
+        <w:rPr>
+          <w:rFonts w:ascii="Times New Roman" w:hAnsi="Times New Roman" w:cs="Times New Roman"/>
+          <w:sz w:val="24"/>
+          <w:szCs w:val="24"/>
+          <w:lang w:val="en-US"/>
+        </w:rPr>
+        <w:t xml:space="preserve"> </w:t>
+      </w:r>
+      <w:r>
+        <w:rPr>
+          <w:rFonts w:ascii="Times New Roman" w:hAnsi="Times New Roman" w:cs="Times New Roman"/>
+          <w:sz w:val="24"/>
+          <w:szCs w:val="24"/>
+        </w:rPr>
+        <w:t>реализации</w:t>
+      </w:r>
+      <w:r>
+        <w:rPr>
+          <w:rFonts w:ascii="Times New Roman" w:hAnsi="Times New Roman" w:cs="Times New Roman"/>
+          <w:sz w:val="24"/>
+          <w:szCs w:val="24"/>
+          <w:lang w:val="en-US"/>
+        </w:rPr>
+        <w:t>:</w:t>
       </w:r>
     </w:p>
     <w:p>
@@ -10041,6 +10128,7 @@
           <w:rFonts w:ascii="Times New Roman" w:hAnsi="Times New Roman" w:cs="Times New Roman"/>
           <w:sz w:val="24"/>
           <w:szCs w:val="24"/>
+          <w:lang w:val="en-US"/>
         </w:rPr>
       </w:pPr>
       <w:r>
@@ -10057,41 +10145,60 @@
           <w:rFonts w:ascii="Times New Roman" w:hAnsi="Times New Roman" w:cs="Times New Roman"/>
           <w:sz w:val="24"/>
           <w:szCs w:val="24"/>
+          <w:lang w:val="en-US"/>
+        </w:rPr>
+        <w:t>"reasoning": "</w:t>
+      </w:r>
+      <w:r>
+        <w:rPr>
+          <w:rFonts w:ascii="Times New Roman" w:hAnsi="Times New Roman" w:cs="Times New Roman"/>
+          <w:sz w:val="24"/>
+          <w:szCs w:val="24"/>
+        </w:rPr>
+        <w:t>краткое</w:t>
+      </w:r>
+      <w:r>
+        <w:rPr>
+          <w:rFonts w:ascii="Times New Roman" w:hAnsi="Times New Roman" w:cs="Times New Roman"/>
+          <w:sz w:val="24"/>
+          <w:szCs w:val="24"/>
+          <w:lang w:val="en-US"/>
+        </w:rPr>
+        <w:t xml:space="preserve"> </w:t>
+      </w:r>
+      <w:r>
+        <w:rPr>
+          <w:rFonts w:ascii="Times New Roman" w:hAnsi="Times New Roman" w:cs="Times New Roman"/>
+          <w:sz w:val="24"/>
+          <w:szCs w:val="24"/>
+        </w:rPr>
+        <w:t>обоснование</w:t>
+      </w:r>
+      <w:r>
+        <w:rPr>
+          <w:rFonts w:ascii="Times New Roman" w:hAnsi="Times New Roman" w:cs="Times New Roman"/>
+          <w:sz w:val="24"/>
+          <w:szCs w:val="24"/>
+          <w:lang w:val="en-US"/>
         </w:rPr>
         <w:t>"</w:t>
       </w:r>
-      <w:proofErr w:type="spellStart"/>
-      <w:r>
-        <w:rPr>
-          <w:rFonts w:ascii="Times New Roman" w:hAnsi="Times New Roman" w:cs="Times New Roman"/>
-          <w:sz w:val="24"/>
-          <w:szCs w:val="24"/>
-        </w:rPr>
-        <w:t>reasoning</w:t>
-      </w:r>
-      <w:proofErr w:type="spellEnd"/>
-      <w:r>
-        <w:rPr>
-          <w:rFonts w:ascii="Times New Roman" w:hAnsi="Times New Roman" w:cs="Times New Roman"/>
-          <w:sz w:val="24"/>
-          <w:szCs w:val="24"/>
-        </w:rPr>
-        <w:t>": "краткое обоснование"</w:t>
-      </w:r>
-    </w:p>
-    <w:p>
-      <w:pPr>
-        <w:rPr>
-          <w:rFonts w:ascii="Times New Roman" w:hAnsi="Times New Roman" w:cs="Times New Roman"/>
-          <w:sz w:val="24"/>
-          <w:szCs w:val="24"/>
-        </w:rPr>
-      </w:pPr>
-      <w:r>
-        <w:rPr>
-          <w:rFonts w:ascii="Times New Roman" w:hAnsi="Times New Roman" w:cs="Times New Roman"/>
-          <w:sz w:val="24"/>
-          <w:szCs w:val="24"/>
+    </w:p>
+    <w:p>
+      <w:pPr>
+        <w:rPr>
+          <w:rFonts w:ascii="Times New Roman" w:hAnsi="Times New Roman" w:cs="Times New Roman"/>
+          <w:sz w:val="24"/>
+          <w:szCs w:val="24"/>
+          <w:lang w:val="en-US"/>
+        </w:rPr>
+      </w:pPr>
+      <w:r>
+        <w:rPr>
+          <w:rFonts w:ascii="Times New Roman" w:hAnsi="Times New Roman" w:cs="Times New Roman"/>
+          <w:sz w:val="24"/>
+          <w:szCs w:val="24"/>
+          <w:lang w:val="en-US"/>
         </w:rPr>
         <w:t xml:space="preserve">  }</w:t>
       </w:r>
@@ -10102,6 +10209,7 @@
           <w:rFonts w:ascii="Times New Roman" w:hAnsi="Times New Roman" w:cs="Times New Roman"/>
           <w:sz w:val="24"/>
           <w:szCs w:val="24"/>
+          <w:lang w:val="en-US"/>
         </w:rPr>
       </w:pPr>
     </w:p>
@@ -10590,7 +10698,6 @@
           <w:iCs/>
           <w:sz w:val="24"/>
           <w:szCs w:val="24"/>
-          <w:lang w:val="en-US"/>
         </w:rPr>
         <w:t xml:space="preserve"> 2. </w:t>
       </w:r>
@@ -10641,25 +10748,23 @@
           <w:sz w:val="24"/>
           <w:szCs w:val="24"/>
         </w:rPr>
-        <w:t>Источник кейса: ООО «</w:t>
-      </w:r>
-      <w:proofErr w:type="spellStart"/>
-      <w:r>
-        <w:rPr>
-          <w:rFonts w:ascii="Times New Roman" w:hAnsi="Times New Roman" w:cs="Times New Roman"/>
-          <w:sz w:val="24"/>
-          <w:szCs w:val="24"/>
-        </w:rPr>
-        <w:t>МедРокет</w:t>
-      </w:r>
-      <w:proofErr w:type="spellEnd"/>
-      <w:r>
-        <w:rPr>
-          <w:rFonts w:ascii="Times New Roman" w:hAnsi="Times New Roman" w:cs="Times New Roman"/>
-          <w:sz w:val="24"/>
-          <w:szCs w:val="24"/>
-        </w:rPr>
-        <w:t>» (Кейс «Унификация расписания приемов»)</w:t>
+        <w:t xml:space="preserve">Источник кейса: </w:t>
+      </w:r>
+      <w:r>
+        <w:rPr>
+          <w:rFonts w:ascii="Times New Roman" w:hAnsi="Times New Roman" w:cs="Times New Roman"/>
+          <w:sz w:val="24"/>
+          <w:szCs w:val="24"/>
+        </w:rPr>
+        <w:t>Индустриальный партнер</w:t>
+      </w:r>
+      <w:r>
+        <w:rPr>
+          <w:rFonts w:ascii="Times New Roman" w:hAnsi="Times New Roman" w:cs="Times New Roman"/>
+          <w:sz w:val="24"/>
+          <w:szCs w:val="24"/>
+        </w:rPr>
+        <w:t xml:space="preserve"> (Кейс «Унификация расписания приемов»)</w:t>
       </w:r>
     </w:p>
     <w:p>
@@ -12778,25 +12883,23 @@
           <w:sz w:val="24"/>
           <w:szCs w:val="24"/>
         </w:rPr>
-        <w:t>Источник кейса: ООО «</w:t>
-      </w:r>
-      <w:proofErr w:type="spellStart"/>
-      <w:r>
-        <w:rPr>
-          <w:rFonts w:ascii="Times New Roman" w:hAnsi="Times New Roman" w:cs="Times New Roman"/>
-          <w:sz w:val="24"/>
-          <w:szCs w:val="24"/>
-        </w:rPr>
-        <w:t>МедРокет</w:t>
-      </w:r>
-      <w:proofErr w:type="spellEnd"/>
-      <w:r>
-        <w:rPr>
-          <w:rFonts w:ascii="Times New Roman" w:hAnsi="Times New Roman" w:cs="Times New Roman"/>
-          <w:sz w:val="24"/>
-          <w:szCs w:val="24"/>
-        </w:rPr>
-        <w:t>» (Кейс 5 «Проверка отзывов о врачах на накрутку»)</w:t>
+        <w:t xml:space="preserve">Источник кейса: </w:t>
+      </w:r>
+      <w:r>
+        <w:rPr>
+          <w:rFonts w:ascii="Times New Roman" w:hAnsi="Times New Roman" w:cs="Times New Roman"/>
+          <w:sz w:val="24"/>
+          <w:szCs w:val="24"/>
+        </w:rPr>
+        <w:t>Индустриальный партнер</w:t>
+      </w:r>
+      <w:r>
+        <w:rPr>
+          <w:rFonts w:ascii="Times New Roman" w:hAnsi="Times New Roman" w:cs="Times New Roman"/>
+          <w:sz w:val="24"/>
+          <w:szCs w:val="24"/>
+        </w:rPr>
+        <w:t xml:space="preserve"> (Кейс 5 «Проверка отзывов о врачах на накрутку»)</w:t>
       </w:r>
     </w:p>
     <w:p>
@@ -13108,6 +13211,7 @@
           <w:sz w:val="24"/>
           <w:szCs w:val="24"/>
         </w:rPr>
+        <w:lastRenderedPageBreak/>
         <w:t>Индикаторы: LLM-5.2, LLM-5.4, LLM-5.5, LLM-5.6, LLM-5.7</w:t>
       </w:r>
     </w:p>
@@ -13911,6 +14015,7 @@
           <w:rFonts w:ascii="Times New Roman" w:hAnsi="Times New Roman" w:cs="Times New Roman"/>
           <w:sz w:val="24"/>
           <w:szCs w:val="24"/>
+          <w:lang w:val="en-US"/>
         </w:rPr>
       </w:pPr>
       <w:r>
@@ -13927,62 +14032,18 @@
           <w:rFonts w:ascii="Times New Roman" w:hAnsi="Times New Roman" w:cs="Times New Roman"/>
           <w:sz w:val="24"/>
           <w:szCs w:val="24"/>
-        </w:rPr>
-        <w:t xml:space="preserve">└── </w:t>
-      </w:r>
-      <w:proofErr w:type="spellStart"/>
-      <w:r>
-        <w:rPr>
-          <w:rFonts w:ascii="Times New Roman" w:hAnsi="Times New Roman" w:cs="Times New Roman"/>
-          <w:sz w:val="24"/>
-          <w:szCs w:val="24"/>
-        </w:rPr>
-        <w:t>if</w:t>
-      </w:r>
-      <w:proofErr w:type="spellEnd"/>
-      <w:r>
-        <w:rPr>
-          <w:rFonts w:ascii="Times New Roman" w:hAnsi="Times New Roman" w:cs="Times New Roman"/>
-          <w:sz w:val="24"/>
-          <w:szCs w:val="24"/>
-        </w:rPr>
-        <w:t xml:space="preserve"> </w:t>
-      </w:r>
-      <w:proofErr w:type="spellStart"/>
-      <w:r>
-        <w:rPr>
-          <w:rFonts w:ascii="Times New Roman" w:hAnsi="Times New Roman" w:cs="Times New Roman"/>
-          <w:sz w:val="24"/>
-          <w:szCs w:val="24"/>
-        </w:rPr>
-        <w:t>metrics_fail</w:t>
-      </w:r>
-      <w:proofErr w:type="spellEnd"/>
-      <w:r>
-        <w:rPr>
-          <w:rFonts w:ascii="Times New Roman" w:hAnsi="Times New Roman" w:cs="Times New Roman"/>
-          <w:sz w:val="24"/>
-          <w:szCs w:val="24"/>
-        </w:rPr>
-        <w:t xml:space="preserve"> → </w:t>
-      </w:r>
-      <w:proofErr w:type="spellStart"/>
-      <w:r>
-        <w:rPr>
-          <w:rFonts w:ascii="Times New Roman" w:hAnsi="Times New Roman" w:cs="Times New Roman"/>
-          <w:sz w:val="24"/>
-          <w:szCs w:val="24"/>
-        </w:rPr>
-        <w:t>rollback</w:t>
-      </w:r>
-      <w:proofErr w:type="spellEnd"/>
-    </w:p>
-    <w:p>
-      <w:pPr>
-        <w:rPr>
-          <w:rFonts w:ascii="Times New Roman" w:hAnsi="Times New Roman" w:cs="Times New Roman"/>
-          <w:sz w:val="24"/>
-          <w:szCs w:val="24"/>
+          <w:lang w:val="en-US"/>
+        </w:rPr>
+        <w:t>└── if metrics_fail → rollback</w:t>
+      </w:r>
+    </w:p>
+    <w:p>
+      <w:pPr>
+        <w:rPr>
+          <w:rFonts w:ascii="Times New Roman" w:hAnsi="Times New Roman" w:cs="Times New Roman"/>
+          <w:sz w:val="24"/>
+          <w:szCs w:val="24"/>
+          <w:lang w:val="en-US"/>
         </w:rPr>
       </w:pPr>
     </w:p>
@@ -14004,8 +14065,28 @@
           <w:sz w:val="24"/>
           <w:szCs w:val="24"/>
         </w:rPr>
-        <w:lastRenderedPageBreak/>
-        <w:t>Задание 5. Комплексная защита модуля 1</w:t>
+        <w:t>Задание</w:t>
+      </w:r>
+      <w:r>
+        <w:rPr>
+          <w:rFonts w:ascii="Times New Roman" w:hAnsi="Times New Roman" w:cs="Times New Roman"/>
+          <w:i/>
+          <w:iCs/>
+          <w:sz w:val="24"/>
+          <w:szCs w:val="24"/>
+          <w:lang w:val="en-US"/>
+        </w:rPr>
+        <w:t xml:space="preserve"> 5. </w:t>
+      </w:r>
+      <w:r>
+        <w:rPr>
+          <w:rFonts w:ascii="Times New Roman" w:hAnsi="Times New Roman" w:cs="Times New Roman"/>
+          <w:i/>
+          <w:iCs/>
+          <w:sz w:val="24"/>
+          <w:szCs w:val="24"/>
+        </w:rPr>
+        <w:t>Комплексная защита модуля 1</w:t>
       </w:r>
     </w:p>
     <w:p>
@@ -15189,6 +15270,7 @@
           <w:sz w:val="24"/>
           <w:szCs w:val="24"/>
         </w:rPr>
+        <w:lastRenderedPageBreak/>
         <w:t>Перед занятием (за 1–2 недели)</w:t>
       </w:r>
     </w:p>
@@ -15206,7 +15288,6 @@
           <w:sz w:val="24"/>
           <w:szCs w:val="24"/>
         </w:rPr>
-        <w:lastRenderedPageBreak/>
         <w:t>1. Организационная подготовка:</w:t>
       </w:r>
     </w:p>
@@ -16068,6 +16149,7 @@
           <w:sz w:val="24"/>
           <w:szCs w:val="24"/>
         </w:rPr>
+        <w:lastRenderedPageBreak/>
         <w:t xml:space="preserve">10. Какие </w:t>
       </w:r>
       <w:proofErr w:type="spellStart"/>
@@ -16103,7 +16185,6 @@
           <w:sz w:val="24"/>
           <w:szCs w:val="24"/>
         </w:rPr>
-        <w:lastRenderedPageBreak/>
         <w:t>Безопасность:</w:t>
       </w:r>
     </w:p>
@@ -16861,6 +16942,7 @@
           <w:sz w:val="24"/>
           <w:szCs w:val="24"/>
         </w:rPr>
+        <w:lastRenderedPageBreak/>
         <w:t>✅</w:t>
       </w:r>
       <w:r>
@@ -16886,7 +16968,6 @@
           <w:sz w:val="24"/>
           <w:szCs w:val="24"/>
         </w:rPr>
-        <w:lastRenderedPageBreak/>
         <w:t>3. Работа над ошибками:</w:t>
       </w:r>
     </w:p>
@@ -18176,6 +18257,7 @@
           <w:sz w:val="24"/>
           <w:szCs w:val="24"/>
         </w:rPr>
+        <w:lastRenderedPageBreak/>
         <w:t>✅</w:t>
       </w:r>
       <w:r>
@@ -18219,7 +18301,6 @@
           <w:sz w:val="24"/>
           <w:szCs w:val="24"/>
         </w:rPr>
-        <w:lastRenderedPageBreak/>
         <w:t>✅</w:t>
       </w:r>
       <w:r>
@@ -18928,6 +19009,7 @@
           <w:sz w:val="24"/>
           <w:szCs w:val="24"/>
         </w:rPr>
+        <w:lastRenderedPageBreak/>
         <w:t>Слайд 4: Ключевые решения (2 мин)</w:t>
       </w:r>
     </w:p>
@@ -18950,7 +19032,6 @@
           <w:sz w:val="24"/>
           <w:szCs w:val="24"/>
         </w:rPr>
-        <w:lastRenderedPageBreak/>
         <w:t>Почему выбраны именно эти подходы</w:t>
       </w:r>
     </w:p>
@@ -19729,6 +19810,7 @@
           <w:sz w:val="24"/>
           <w:szCs w:val="24"/>
         </w:rPr>
+        <w:lastRenderedPageBreak/>
         <w:t>Нет закомментированных блоков</w:t>
       </w:r>
     </w:p>
@@ -19751,7 +19833,6 @@
           <w:sz w:val="24"/>
           <w:szCs w:val="24"/>
         </w:rPr>
-        <w:lastRenderedPageBreak/>
         <w:t xml:space="preserve">Есть </w:t>
       </w:r>
       <w:proofErr w:type="spellStart"/>
@@ -20519,6 +20600,7 @@
           <w:szCs w:val="24"/>
           <w:lang w:val="en-US"/>
         </w:rPr>
+        <w:lastRenderedPageBreak/>
         <w:t xml:space="preserve">    </w:t>
       </w:r>
       <w:r>
@@ -20536,16 +20618,14 @@
           <w:rFonts w:ascii="Times New Roman" w:hAnsi="Times New Roman" w:cs="Times New Roman"/>
           <w:sz w:val="24"/>
           <w:szCs w:val="24"/>
-          <w:lang w:val="en-US"/>
-        </w:rPr>
-      </w:pPr>
-      <w:r>
-        <w:rPr>
-          <w:rFonts w:ascii="Times New Roman" w:hAnsi="Times New Roman" w:cs="Times New Roman"/>
-          <w:sz w:val="24"/>
-          <w:szCs w:val="24"/>
-        </w:rPr>
-        <w:lastRenderedPageBreak/>
+        </w:rPr>
+      </w:pPr>
+      <w:r>
+        <w:rPr>
+          <w:rFonts w:ascii="Times New Roman" w:hAnsi="Times New Roman" w:cs="Times New Roman"/>
+          <w:sz w:val="24"/>
+          <w:szCs w:val="24"/>
+        </w:rPr>
         <w:t>Пример</w:t>
       </w:r>
       <w:r>
@@ -20553,7 +20633,6 @@
           <w:rFonts w:ascii="Times New Roman" w:hAnsi="Times New Roman" w:cs="Times New Roman"/>
           <w:sz w:val="24"/>
           <w:szCs w:val="24"/>
-          <w:lang w:val="en-US"/>
         </w:rPr>
         <w:t xml:space="preserve"> 2: </w:t>
       </w:r>
@@ -20570,7 +20649,6 @@
           <w:rFonts w:ascii="Times New Roman" w:hAnsi="Times New Roman" w:cs="Times New Roman"/>
           <w:sz w:val="24"/>
           <w:szCs w:val="24"/>
-          <w:lang w:val="en-US"/>
         </w:rPr>
         <w:t xml:space="preserve"> </w:t>
       </w:r>
@@ -21323,6 +21401,7 @@
           <w:szCs w:val="24"/>
           <w:lang w:val="en-US"/>
         </w:rPr>
+        <w:lastRenderedPageBreak/>
         <w:t>FEATURE_FLAGS = {</w:t>
       </w:r>
     </w:p>
@@ -21342,7 +21421,6 @@
           <w:szCs w:val="24"/>
           <w:lang w:val="en-US"/>
         </w:rPr>
-        <w:lastRenderedPageBreak/>
         <w:t xml:space="preserve">    # </w:t>
       </w:r>
       <w:r>
@@ -22101,13 +22179,15 @@
           <w:rFonts w:ascii="Times New Roman" w:hAnsi="Times New Roman" w:cs="Times New Roman"/>
           <w:sz w:val="24"/>
           <w:szCs w:val="24"/>
-        </w:rPr>
-      </w:pPr>
-      <w:r>
-        <w:rPr>
-          <w:rFonts w:ascii="Times New Roman" w:hAnsi="Times New Roman" w:cs="Times New Roman"/>
-          <w:sz w:val="24"/>
-          <w:szCs w:val="24"/>
+          <w:lang w:val="en-US"/>
+        </w:rPr>
+      </w:pPr>
+      <w:r>
+        <w:rPr>
+          <w:rFonts w:ascii="Times New Roman" w:hAnsi="Times New Roman" w:cs="Times New Roman"/>
+          <w:sz w:val="24"/>
+          <w:szCs w:val="24"/>
+          <w:lang w:val="en-US"/>
         </w:rPr>
         <w:t>}</w:t>
       </w:r>
@@ -22118,6 +22198,7 @@
           <w:rFonts w:ascii="Times New Roman" w:hAnsi="Times New Roman" w:cs="Times New Roman"/>
           <w:sz w:val="24"/>
           <w:szCs w:val="24"/>
+          <w:lang w:val="en-US"/>
         </w:rPr>
       </w:pPr>
     </w:p>
@@ -22424,6 +22505,7 @@
           <w:szCs w:val="24"/>
           <w:lang w:val="en-US"/>
         </w:rPr>
+        <w:lastRenderedPageBreak/>
         <w:t>✓</w:t>
       </w:r>
       <w:r>
@@ -22504,7 +22586,6 @@
           <w:sz w:val="24"/>
           <w:szCs w:val="24"/>
         </w:rPr>
-        <w:lastRenderedPageBreak/>
         <w:t>✓</w:t>
       </w:r>
       <w:r>
